--- a/backend/app/services/templates/assets/sales_invoice_template.docx
+++ b/backend/app/services/templates/assets/sales_invoice_template.docx
@@ -8,8 +8,10 @@
       </w:pPr>
       <w:r>
         <w:rPr>
+          <w:rFonts w:ascii="Adani Regular" w:hAnsi="Adani Regular" w:eastAsia="Adani Regular" w:cs="Adani Regular"/>
           <w:b/>
-          <w:sz w:val="36"/>
+          <w:sz w:val="22"/>
+          <w:u w:val="single"/>
         </w:rPr>
         <w:t>COMMERCIAL INVOICE</w:t>
       </w:r>
@@ -20,47 +22,599 @@
       </w:pPr>
       <w:r>
         <w:rPr>
+          <w:rFonts w:ascii="Adani Regular" w:hAnsi="Adani Regular" w:eastAsia="Adani Regular" w:cs="Adani Regular"/>
+          <w:b w:val="0"/>
           <w:i/>
+          <w:sz w:val="16"/>
+        </w:rPr>
+        <w:t>Draft for internal review - not issued, not signed</w:t>
+      </w:r>
+    </w:p>
+    <w:p>
+      <w:pPr>
+        <w:tabs>
+          <w:tab w:pos="9180" w:val="right"/>
+        </w:tabs>
+      </w:pPr>
+      <w:r>
+        <w:rPr>
+          <w:rFonts w:ascii="Adani Regular" w:hAnsi="Adani Regular" w:eastAsia="Adani Regular" w:cs="Adani Regular"/>
+          <w:b/>
+          <w:i w:val="0"/>
           <w:sz w:val="20"/>
         </w:rPr>
-        <w:t>Draft for internal review — not issued, not signed</w:t>
+        <w:t>{{invoice_no}}</w:t>
+      </w:r>
+      <w:r>
+        <w:tab/>
+      </w:r>
+      <w:r>
+        <w:rPr>
+          <w:rFonts w:ascii="Adani Regular" w:hAnsi="Adani Regular" w:eastAsia="Adani Regular" w:cs="Adani Regular"/>
+          <w:b w:val="0"/>
+          <w:i w:val="0"/>
+          <w:sz w:val="20"/>
+        </w:rPr>
+        <w:t xml:space="preserve">DATE: </w:t>
+      </w:r>
+      <w:r>
+        <w:rPr>
+          <w:rFonts w:ascii="Adani Regular" w:hAnsi="Adani Regular" w:eastAsia="Adani Regular" w:cs="Adani Regular"/>
+          <w:b/>
+          <w:i w:val="0"/>
+          <w:sz w:val="20"/>
+        </w:rPr>
+        <w:t>{{invoice_date}}</w:t>
       </w:r>
     </w:p>
+    <w:p/>
+    <w:p>
+      <w:pPr>
+        <w:spacing w:after="0"/>
+      </w:pPr>
+      <w:r>
+        <w:rPr>
+          <w:rFonts w:ascii="Adani Regular" w:hAnsi="Adani Regular" w:eastAsia="Adani Regular" w:cs="Adani Regular"/>
+          <w:b/>
+          <w:i w:val="0"/>
+          <w:sz w:val="18"/>
+        </w:rPr>
+        <w:t>{{buyer}}</w:t>
+      </w:r>
+    </w:p>
+    <w:p/>
+    <w:p>
+      <w:pPr>
+        <w:tabs>
+          <w:tab w:pos="3168" w:val="left"/>
+          <w:tab w:pos="3456" w:val="left"/>
+        </w:tabs>
+        <w:spacing w:after="0"/>
+      </w:pPr>
+      <w:r>
+        <w:rPr>
+          <w:rFonts w:ascii="Adani Regular" w:hAnsi="Adani Regular" w:eastAsia="Adani Regular" w:cs="Adani Regular"/>
+          <w:b/>
+          <w:sz w:val="18"/>
+        </w:rPr>
+        <w:t>SALES CONTRACT NUMBER</w:t>
+      </w:r>
+      <w:r>
+        <w:rPr>
+          <w:rFonts w:ascii="Adani Regular" w:hAnsi="Adani Regular" w:eastAsia="Adani Regular" w:cs="Adani Regular"/>
+          <w:b w:val="0"/>
+          <w:sz w:val="18"/>
+        </w:rPr>
+        <w:tab/>
+        <w:t>:</w:t>
+        <w:tab/>
+      </w:r>
+      <w:r>
+        <w:rPr>
+          <w:rFonts w:ascii="Adani Regular" w:hAnsi="Adani Regular" w:eastAsia="Adani Regular" w:cs="Adani Regular"/>
+          <w:b/>
+          <w:i w:val="0"/>
+          <w:sz w:val="18"/>
+        </w:rPr>
+        <w:t>{{contract_no}}</w:t>
+      </w:r>
+    </w:p>
+    <w:p>
+      <w:pPr>
+        <w:tabs>
+          <w:tab w:pos="3168" w:val="left"/>
+          <w:tab w:pos="3456" w:val="left"/>
+        </w:tabs>
+        <w:spacing w:after="0"/>
+      </w:pPr>
+      <w:r>
+        <w:rPr>
+          <w:rFonts w:ascii="Adani Regular" w:hAnsi="Adani Regular" w:eastAsia="Adani Regular" w:cs="Adani Regular"/>
+          <w:b/>
+          <w:sz w:val="18"/>
+        </w:rPr>
+        <w:t>AGFZE BATCH REFERENCE</w:t>
+      </w:r>
+      <w:r>
+        <w:rPr>
+          <w:rFonts w:ascii="Adani Regular" w:hAnsi="Adani Regular" w:eastAsia="Adani Regular" w:cs="Adani Regular"/>
+          <w:b w:val="0"/>
+          <w:sz w:val="18"/>
+        </w:rPr>
+        <w:tab/>
+        <w:t>:</w:t>
+        <w:tab/>
+      </w:r>
+      <w:r>
+        <w:rPr>
+          <w:rFonts w:ascii="Adani Regular" w:hAnsi="Adani Regular" w:eastAsia="Adani Regular" w:cs="Adani Regular"/>
+          <w:b/>
+          <w:i w:val="0"/>
+          <w:sz w:val="18"/>
+        </w:rPr>
+        <w:t>{{batch_number}}</w:t>
+      </w:r>
+    </w:p>
+    <w:p>
+      <w:pPr>
+        <w:tabs>
+          <w:tab w:pos="3168" w:val="left"/>
+          <w:tab w:pos="3456" w:val="left"/>
+        </w:tabs>
+        <w:spacing w:after="0"/>
+      </w:pPr>
+      <w:r>
+        <w:rPr>
+          <w:rFonts w:ascii="Adani Regular" w:hAnsi="Adani Regular" w:eastAsia="Adani Regular" w:cs="Adani Regular"/>
+          <w:b/>
+          <w:sz w:val="18"/>
+        </w:rPr>
+        <w:t>SELLER</w:t>
+      </w:r>
+      <w:r>
+        <w:rPr>
+          <w:rFonts w:ascii="Adani Regular" w:hAnsi="Adani Regular" w:eastAsia="Adani Regular" w:cs="Adani Regular"/>
+          <w:b w:val="0"/>
+          <w:sz w:val="18"/>
+        </w:rPr>
+        <w:tab/>
+        <w:t>:</w:t>
+        <w:tab/>
+      </w:r>
+      <w:r>
+        <w:rPr>
+          <w:rFonts w:ascii="Adani Regular" w:hAnsi="Adani Regular" w:eastAsia="Adani Regular" w:cs="Adani Regular"/>
+          <w:b/>
+          <w:i w:val="0"/>
+          <w:sz w:val="18"/>
+        </w:rPr>
+        <w:t>{{seller}}</w:t>
+      </w:r>
+    </w:p>
+    <w:p>
+      <w:pPr>
+        <w:tabs>
+          <w:tab w:pos="3168" w:val="left"/>
+          <w:tab w:pos="3456" w:val="left"/>
+        </w:tabs>
+        <w:spacing w:after="0"/>
+      </w:pPr>
+      <w:r>
+        <w:rPr>
+          <w:rFonts w:ascii="Adani Regular" w:hAnsi="Adani Regular" w:eastAsia="Adani Regular" w:cs="Adani Regular"/>
+          <w:b/>
+          <w:sz w:val="18"/>
+        </w:rPr>
+        <w:t>DESTINATION TERRITORY</w:t>
+      </w:r>
+      <w:r>
+        <w:rPr>
+          <w:rFonts w:ascii="Adani Regular" w:hAnsi="Adani Regular" w:eastAsia="Adani Regular" w:cs="Adani Regular"/>
+          <w:b w:val="0"/>
+          <w:sz w:val="18"/>
+        </w:rPr>
+        <w:tab/>
+        <w:t>:</w:t>
+        <w:tab/>
+      </w:r>
+      <w:r>
+        <w:rPr>
+          <w:rFonts w:ascii="Adani Regular" w:hAnsi="Adani Regular" w:eastAsia="Adani Regular" w:cs="Adani Regular"/>
+          <w:b/>
+          <w:i w:val="0"/>
+          <w:sz w:val="18"/>
+        </w:rPr>
+        <w:t>{{territory}}</w:t>
+      </w:r>
+    </w:p>
+    <w:p>
+      <w:pPr>
+        <w:tabs>
+          <w:tab w:pos="3168" w:val="left"/>
+          <w:tab w:pos="3456" w:val="left"/>
+        </w:tabs>
+        <w:spacing w:after="0"/>
+      </w:pPr>
+      <w:r>
+        <w:rPr>
+          <w:rFonts w:ascii="Adani Regular" w:hAnsi="Adani Regular" w:eastAsia="Adani Regular" w:cs="Adani Regular"/>
+          <w:b/>
+          <w:sz w:val="18"/>
+        </w:rPr>
+        <w:t>TRADE GRADE</w:t>
+      </w:r>
+      <w:r>
+        <w:rPr>
+          <w:rFonts w:ascii="Adani Regular" w:hAnsi="Adani Regular" w:eastAsia="Adani Regular" w:cs="Adani Regular"/>
+          <w:b w:val="0"/>
+          <w:sz w:val="18"/>
+        </w:rPr>
+        <w:tab/>
+        <w:t>:</w:t>
+        <w:tab/>
+      </w:r>
+      <w:r>
+        <w:rPr>
+          <w:rFonts w:ascii="Adani Regular" w:hAnsi="Adani Regular" w:eastAsia="Adani Regular" w:cs="Adani Regular"/>
+          <w:b/>
+          <w:i w:val="0"/>
+          <w:sz w:val="18"/>
+        </w:rPr>
+        <w:t>{{commodity_code}}</w:t>
+      </w:r>
+    </w:p>
+    <w:p>
+      <w:pPr>
+        <w:tabs>
+          <w:tab w:pos="3168" w:val="left"/>
+          <w:tab w:pos="3456" w:val="left"/>
+        </w:tabs>
+        <w:spacing w:after="0"/>
+      </w:pPr>
+      <w:r>
+        <w:rPr>
+          <w:rFonts w:ascii="Adani Regular" w:hAnsi="Adani Regular" w:eastAsia="Adani Regular" w:cs="Adani Regular"/>
+          <w:b/>
+          <w:sz w:val="18"/>
+        </w:rPr>
+        <w:t>RATE</w:t>
+      </w:r>
+      <w:r>
+        <w:rPr>
+          <w:rFonts w:ascii="Adani Regular" w:hAnsi="Adani Regular" w:eastAsia="Adani Regular" w:cs="Adani Regular"/>
+          <w:b w:val="0"/>
+          <w:sz w:val="18"/>
+        </w:rPr>
+        <w:tab/>
+        <w:t>:</w:t>
+        <w:tab/>
+      </w:r>
+      <w:r>
+        <w:rPr>
+          <w:rFonts w:ascii="Adani Regular" w:hAnsi="Adani Regular" w:eastAsia="Adani Regular" w:cs="Adani Regular"/>
+          <w:b/>
+          <w:i w:val="0"/>
+          <w:sz w:val="18"/>
+        </w:rPr>
+        <w:t>{{price_terms}}</w:t>
+      </w:r>
+    </w:p>
+    <w:p>
+      <w:pPr>
+        <w:tabs>
+          <w:tab w:pos="3168" w:val="left"/>
+          <w:tab w:pos="3456" w:val="left"/>
+        </w:tabs>
+        <w:spacing w:after="0"/>
+      </w:pPr>
+      <w:r>
+        <w:rPr>
+          <w:rFonts w:ascii="Adani Regular" w:hAnsi="Adani Regular" w:eastAsia="Adani Regular" w:cs="Adani Regular"/>
+          <w:b/>
+          <w:sz w:val="18"/>
+        </w:rPr>
+        <w:t>CURRENCY</w:t>
+      </w:r>
+      <w:r>
+        <w:rPr>
+          <w:rFonts w:ascii="Adani Regular" w:hAnsi="Adani Regular" w:eastAsia="Adani Regular" w:cs="Adani Regular"/>
+          <w:b w:val="0"/>
+          <w:sz w:val="18"/>
+        </w:rPr>
+        <w:tab/>
+        <w:t>:</w:t>
+        <w:tab/>
+      </w:r>
+      <w:r>
+        <w:rPr>
+          <w:rFonts w:ascii="Adani Regular" w:hAnsi="Adani Regular" w:eastAsia="Adani Regular" w:cs="Adani Regular"/>
+          <w:b/>
+          <w:i w:val="0"/>
+          <w:sz w:val="18"/>
+        </w:rPr>
+        <w:t>{{currency}}</w:t>
+      </w:r>
+    </w:p>
+    <w:p>
+      <w:pPr>
+        <w:tabs>
+          <w:tab w:pos="3168" w:val="left"/>
+          <w:tab w:pos="3456" w:val="left"/>
+        </w:tabs>
+        <w:spacing w:after="0"/>
+      </w:pPr>
+      <w:r>
+        <w:rPr>
+          <w:rFonts w:ascii="Adani Regular" w:hAnsi="Adani Regular" w:eastAsia="Adani Regular" w:cs="Adani Regular"/>
+          <w:b/>
+          <w:sz w:val="18"/>
+        </w:rPr>
+        <w:t>INVOICE BASIS</w:t>
+      </w:r>
+      <w:r>
+        <w:rPr>
+          <w:rFonts w:ascii="Adani Regular" w:hAnsi="Adani Regular" w:eastAsia="Adani Regular" w:cs="Adani Regular"/>
+          <w:b w:val="0"/>
+          <w:sz w:val="18"/>
+        </w:rPr>
+        <w:tab/>
+        <w:t>:</w:t>
+        <w:tab/>
+      </w:r>
+      <w:r>
+        <w:rPr>
+          <w:rFonts w:ascii="Adani Regular" w:hAnsi="Adani Regular" w:eastAsia="Adani Regular" w:cs="Adani Regular"/>
+          <w:b/>
+          <w:i w:val="0"/>
+          <w:sz w:val="18"/>
+        </w:rPr>
+        <w:t>{{invoice_basis}}</w:t>
+      </w:r>
+    </w:p>
+    <w:p>
+      <w:pPr>
+        <w:tabs>
+          <w:tab w:pos="3168" w:val="left"/>
+          <w:tab w:pos="3456" w:val="left"/>
+        </w:tabs>
+        <w:spacing w:after="0"/>
+      </w:pPr>
+      <w:r>
+        <w:rPr>
+          <w:rFonts w:ascii="Adani Regular" w:hAnsi="Adani Regular" w:eastAsia="Adani Regular" w:cs="Adani Regular"/>
+          <w:b/>
+          <w:sz w:val="18"/>
+        </w:rPr>
+        <w:t>PAYMENT CONDITION</w:t>
+      </w:r>
+      <w:r>
+        <w:rPr>
+          <w:rFonts w:ascii="Adani Regular" w:hAnsi="Adani Regular" w:eastAsia="Adani Regular" w:cs="Adani Regular"/>
+          <w:b w:val="0"/>
+          <w:sz w:val="18"/>
+        </w:rPr>
+        <w:tab/>
+        <w:t>:</w:t>
+        <w:tab/>
+      </w:r>
+      <w:r>
+        <w:rPr>
+          <w:rFonts w:ascii="Adani Regular" w:hAnsi="Adani Regular" w:eastAsia="Adani Regular" w:cs="Adani Regular"/>
+          <w:b/>
+          <w:i w:val="0"/>
+          <w:sz w:val="18"/>
+        </w:rPr>
+        <w:t>{{payment_condition}}</w:t>
+      </w:r>
+    </w:p>
+    <w:p>
+      <w:pPr>
+        <w:tabs>
+          <w:tab w:pos="3168" w:val="left"/>
+          <w:tab w:pos="3456" w:val="left"/>
+        </w:tabs>
+        <w:spacing w:after="0"/>
+      </w:pPr>
+      <w:r>
+        <w:rPr>
+          <w:rFonts w:ascii="Adani Regular" w:hAnsi="Adani Regular" w:eastAsia="Adani Regular" w:cs="Adani Regular"/>
+          <w:b/>
+          <w:sz w:val="18"/>
+        </w:rPr>
+        <w:t>PORT OF LOADING</w:t>
+      </w:r>
+      <w:r>
+        <w:rPr>
+          <w:rFonts w:ascii="Adani Regular" w:hAnsi="Adani Regular" w:eastAsia="Adani Regular" w:cs="Adani Regular"/>
+          <w:b w:val="0"/>
+          <w:sz w:val="18"/>
+        </w:rPr>
+        <w:tab/>
+        <w:t>:</w:t>
+        <w:tab/>
+      </w:r>
+      <w:r>
+        <w:rPr>
+          <w:rFonts w:ascii="Adani Regular" w:hAnsi="Adani Regular" w:eastAsia="Adani Regular" w:cs="Adani Regular"/>
+          <w:b/>
+          <w:i w:val="0"/>
+          <w:sz w:val="18"/>
+        </w:rPr>
+        <w:t>{{port_of_loading}}</w:t>
+      </w:r>
+    </w:p>
+    <w:p>
+      <w:pPr>
+        <w:tabs>
+          <w:tab w:pos="3168" w:val="left"/>
+          <w:tab w:pos="3456" w:val="left"/>
+        </w:tabs>
+        <w:spacing w:after="0"/>
+      </w:pPr>
+      <w:r>
+        <w:rPr>
+          <w:rFonts w:ascii="Adani Regular" w:hAnsi="Adani Regular" w:eastAsia="Adani Regular" w:cs="Adani Regular"/>
+          <w:b/>
+          <w:sz w:val="18"/>
+        </w:rPr>
+        <w:t>PORT OF DISCHARGE</w:t>
+      </w:r>
+      <w:r>
+        <w:rPr>
+          <w:rFonts w:ascii="Adani Regular" w:hAnsi="Adani Regular" w:eastAsia="Adani Regular" w:cs="Adani Regular"/>
+          <w:b w:val="0"/>
+          <w:sz w:val="18"/>
+        </w:rPr>
+        <w:tab/>
+        <w:t>:</w:t>
+        <w:tab/>
+      </w:r>
+      <w:r>
+        <w:rPr>
+          <w:rFonts w:ascii="Adani Regular" w:hAnsi="Adani Regular" w:eastAsia="Adani Regular" w:cs="Adani Regular"/>
+          <w:b/>
+          <w:i w:val="0"/>
+          <w:sz w:val="18"/>
+        </w:rPr>
+        <w:t>{{port_of_discharge}}</w:t>
+      </w:r>
+    </w:p>
+    <w:p>
+      <w:pPr>
+        <w:tabs>
+          <w:tab w:pos="3168" w:val="left"/>
+          <w:tab w:pos="3456" w:val="left"/>
+        </w:tabs>
+        <w:spacing w:after="0"/>
+      </w:pPr>
+      <w:r>
+        <w:rPr>
+          <w:rFonts w:ascii="Adani Regular" w:hAnsi="Adani Regular" w:eastAsia="Adani Regular" w:cs="Adani Regular"/>
+          <w:b/>
+          <w:sz w:val="18"/>
+        </w:rPr>
+        <w:t>BILL OF LADING REFERENCE</w:t>
+      </w:r>
+      <w:r>
+        <w:rPr>
+          <w:rFonts w:ascii="Adani Regular" w:hAnsi="Adani Regular" w:eastAsia="Adani Regular" w:cs="Adani Regular"/>
+          <w:b w:val="0"/>
+          <w:sz w:val="18"/>
+        </w:rPr>
+        <w:tab/>
+        <w:t>:</w:t>
+        <w:tab/>
+      </w:r>
+      <w:r>
+        <w:rPr>
+          <w:rFonts w:ascii="Adani Regular" w:hAnsi="Adani Regular" w:eastAsia="Adani Regular" w:cs="Adani Regular"/>
+          <w:b/>
+          <w:i w:val="0"/>
+          <w:sz w:val="18"/>
+        </w:rPr>
+        <w:t>{{bl_reference}}</w:t>
+      </w:r>
+    </w:p>
+    <w:p/>
     <w:tbl>
       <w:tblPr>
-        <w:tblStyle w:val="TableGrid"/>
         <w:tblW w:type="auto" w:w="0"/>
+        <w:jc w:val="left"/>
+        <w:tblLayout w:type="fixed"/>
         <w:tblLook w:firstColumn="1" w:firstRow="1" w:lastColumn="0" w:lastRow="0" w:noHBand="0" w:noVBand="1" w:val="04A0"/>
       </w:tblPr>
       <w:tblGrid>
-        <w:gridCol w:w="4320"/>
-        <w:gridCol w:w="4320"/>
+        <w:gridCol w:w="2295"/>
+        <w:gridCol w:w="2295"/>
+        <w:gridCol w:w="2295"/>
+        <w:gridCol w:w="2295"/>
       </w:tblGrid>
       <w:tr>
         <w:tc>
           <w:tcPr>
-            <w:tcW w:type="dxa" w:w="4320"/>
+            <w:tcW w:type="dxa" w:w="4212"/>
+            <w:tcBorders>
+              <w:top w:val="single" w:sz="6" w:space="0" w:color="000000"/>
+            </w:tcBorders>
           </w:tcPr>
           <w:p>
+            <w:pPr>
+              <w:spacing w:after="0"/>
+              <w:jc w:val="left"/>
+            </w:pPr>
             <w:r>
               <w:rPr>
+                <w:rFonts w:ascii="Adani Regular" w:hAnsi="Adani Regular" w:eastAsia="Adani Regular" w:cs="Adani Regular"/>
                 <w:b/>
                 <w:sz w:val="18"/>
               </w:rPr>
-              <w:t>Sales invoice number</w:t>
+              <w:t>DESCRIPTION</w:t>
             </w:r>
           </w:p>
         </w:tc>
         <w:tc>
           <w:tcPr>
-            <w:tcW w:type="dxa" w:w="4320"/>
+            <w:tcW w:type="dxa" w:w="1656"/>
+            <w:tcBorders>
+              <w:top w:val="single" w:sz="6" w:space="0" w:color="000000"/>
+            </w:tcBorders>
           </w:tcPr>
           <w:p>
+            <w:pPr>
+              <w:spacing w:after="0"/>
+              <w:jc w:val="right"/>
+            </w:pPr>
             <w:r>
               <w:rPr>
+                <w:rFonts w:ascii="Adani Regular" w:hAnsi="Adani Regular" w:eastAsia="Adani Regular" w:cs="Adani Regular"/>
+                <w:b/>
                 <w:sz w:val="18"/>
               </w:rPr>
-              <w:t>{{invoice_no}}</w:t>
+              <w:t>QUANTITY</w:t>
+            </w:r>
+          </w:p>
+        </w:tc>
+        <w:tc>
+          <w:tcPr>
+            <w:tcW w:type="dxa" w:w="1656"/>
+            <w:tcBorders>
+              <w:top w:val="single" w:sz="6" w:space="0" w:color="000000"/>
+            </w:tcBorders>
+          </w:tcPr>
+          <w:p>
+            <w:pPr>
+              <w:spacing w:after="0"/>
+              <w:jc w:val="right"/>
+            </w:pPr>
+            <w:r>
+              <w:rPr>
+                <w:rFonts w:ascii="Adani Regular" w:hAnsi="Adani Regular" w:eastAsia="Adani Regular" w:cs="Adani Regular"/>
+                <w:b/>
+                <w:sz w:val="18"/>
+              </w:rPr>
+              <w:t>UNIT PRICE</w:t>
+            </w:r>
+          </w:p>
+        </w:tc>
+        <w:tc>
+          <w:tcPr>
+            <w:tcW w:type="dxa" w:w="1656"/>
+            <w:tcBorders>
+              <w:top w:val="single" w:sz="6" w:space="0" w:color="000000"/>
+            </w:tcBorders>
+          </w:tcPr>
+          <w:p>
+            <w:pPr>
+              <w:spacing w:after="0"/>
+              <w:jc w:val="right"/>
+            </w:pPr>
+            <w:r>
+              <w:rPr>
+                <w:rFonts w:ascii="Adani Regular" w:hAnsi="Adani Regular" w:eastAsia="Adani Regular" w:cs="Adani Regular"/>
+                <w:b/>
+                <w:sz w:val="18"/>
+              </w:rPr>
+              <w:t>AMOUNT</w:t>
             </w:r>
           </w:p>
         </w:tc>
@@ -68,28 +622,120 @@
       <w:tr>
         <w:tc>
           <w:tcPr>
-            <w:tcW w:type="dxa" w:w="4320"/>
+            <w:tcW w:type="dxa" w:w="4212"/>
+            <w:tcBorders>
+              <w:bottom w:val="single" w:sz="6" w:space="0" w:color="000000"/>
+            </w:tcBorders>
           </w:tcPr>
           <w:p>
+            <w:pPr>
+              <w:spacing w:after="0"/>
+              <w:jc w:val="left"/>
+            </w:pPr>
+          </w:p>
+        </w:tc>
+        <w:tc>
+          <w:tcPr>
+            <w:tcW w:type="dxa" w:w="1656"/>
+            <w:tcBorders>
+              <w:bottom w:val="single" w:sz="6" w:space="0" w:color="000000"/>
+            </w:tcBorders>
+          </w:tcPr>
+          <w:p>
+            <w:pPr>
+              <w:spacing w:after="0"/>
+              <w:jc w:val="right"/>
+            </w:pPr>
             <w:r>
               <w:rPr>
-                <w:b/>
+                <w:rFonts w:ascii="Adani Regular" w:hAnsi="Adani Regular" w:eastAsia="Adani Regular" w:cs="Adani Regular"/>
+                <w:b w:val="0"/>
+                <w:i w:val="0"/>
                 <w:sz w:val="18"/>
               </w:rPr>
-              <w:t>Date</w:t>
+              <w:t>(NET MTS)</w:t>
             </w:r>
           </w:p>
         </w:tc>
         <w:tc>
           <w:tcPr>
-            <w:tcW w:type="dxa" w:w="4320"/>
+            <w:tcW w:type="dxa" w:w="1656"/>
+            <w:tcBorders>
+              <w:bottom w:val="single" w:sz="6" w:space="0" w:color="000000"/>
+            </w:tcBorders>
           </w:tcPr>
           <w:p>
+            <w:pPr>
+              <w:spacing w:after="0"/>
+              <w:jc w:val="right"/>
+            </w:pPr>
             <w:r>
               <w:rPr>
+                <w:rFonts w:ascii="Adani Regular" w:hAnsi="Adani Regular" w:eastAsia="Adani Regular" w:cs="Adani Regular"/>
+                <w:b w:val="0"/>
+                <w:i w:val="0"/>
                 <w:sz w:val="18"/>
               </w:rPr>
-              <w:t>{{invoice_date}}</w:t>
+              <w:t>(</w:t>
+            </w:r>
+            <w:r>
+              <w:rPr>
+                <w:rFonts w:ascii="Adani Regular" w:hAnsi="Adani Regular" w:eastAsia="Adani Regular" w:cs="Adani Regular"/>
+                <w:b/>
+                <w:i w:val="0"/>
+                <w:sz w:val="18"/>
+              </w:rPr>
+              <w:t>{{currency}}</w:t>
+            </w:r>
+            <w:r>
+              <w:rPr>
+                <w:rFonts w:ascii="Adani Regular" w:hAnsi="Adani Regular" w:eastAsia="Adani Regular" w:cs="Adani Regular"/>
+                <w:b w:val="0"/>
+                <w:i w:val="0"/>
+                <w:sz w:val="18"/>
+              </w:rPr>
+              <w:t xml:space="preserve"> PER MT)</w:t>
+            </w:r>
+          </w:p>
+        </w:tc>
+        <w:tc>
+          <w:tcPr>
+            <w:tcW w:type="dxa" w:w="1656"/>
+            <w:tcBorders>
+              <w:bottom w:val="single" w:sz="6" w:space="0" w:color="000000"/>
+            </w:tcBorders>
+          </w:tcPr>
+          <w:p>
+            <w:pPr>
+              <w:spacing w:after="0"/>
+              <w:jc w:val="right"/>
+            </w:pPr>
+            <w:r>
+              <w:rPr>
+                <w:rFonts w:ascii="Adani Regular" w:hAnsi="Adani Regular" w:eastAsia="Adani Regular" w:cs="Adani Regular"/>
+                <w:b w:val="0"/>
+                <w:i w:val="0"/>
+                <w:sz w:val="18"/>
+              </w:rPr>
+              <w:t>(</w:t>
+            </w:r>
+            <w:r>
+              <w:rPr>
+                <w:rFonts w:ascii="Adani Regular" w:hAnsi="Adani Regular" w:eastAsia="Adani Regular" w:cs="Adani Regular"/>
+                <w:b/>
+                <w:i w:val="0"/>
+                <w:sz w:val="18"/>
+              </w:rPr>
+              <w:t>{{currency}}</w:t>
+            </w:r>
+            <w:r>
+              <w:rPr>
+                <w:rFonts w:ascii="Adani Regular" w:hAnsi="Adani Regular" w:eastAsia="Adani Regular" w:cs="Adani Regular"/>
+                <w:b w:val="0"/>
+                <w:i w:val="0"/>
+                <w:sz w:val="18"/>
+              </w:rPr>
+              <w:t>)</w:t>
             </w:r>
           </w:p>
         </w:tc>
@@ -97,315 +743,78 @@
       <w:tr>
         <w:tc>
           <w:tcPr>
-            <w:tcW w:type="dxa" w:w="4320"/>
+            <w:tcW w:type="dxa" w:w="4212"/>
           </w:tcPr>
           <w:p>
+            <w:pPr>
+              <w:spacing w:after="0"/>
+              <w:jc w:val="left"/>
+            </w:pPr>
             <w:r>
               <w:rPr>
+                <w:rFonts w:ascii="Adani Regular" w:hAnsi="Adani Regular" w:eastAsia="Adani Regular" w:cs="Adani Regular"/>
                 <w:b/>
-                <w:sz w:val="18"/>
-              </w:rPr>
-              <w:t>Sales contract number</w:t>
-            </w:r>
-          </w:p>
-        </w:tc>
-        <w:tc>
-          <w:tcPr>
-            <w:tcW w:type="dxa" w:w="4320"/>
-          </w:tcPr>
-          <w:p>
-            <w:r>
-              <w:rPr>
-                <w:sz w:val="18"/>
-              </w:rPr>
-              <w:t>{{contract_no}}</w:t>
-            </w:r>
-          </w:p>
-        </w:tc>
-      </w:tr>
-      <w:tr>
-        <w:tc>
-          <w:tcPr>
-            <w:tcW w:type="dxa" w:w="4320"/>
-          </w:tcPr>
-          <w:p>
-            <w:r>
-              <w:rPr>
-                <w:b/>
-                <w:sz w:val="18"/>
-              </w:rPr>
-              <w:t>AGFZE batch reference</w:t>
-            </w:r>
-          </w:p>
-        </w:tc>
-        <w:tc>
-          <w:tcPr>
-            <w:tcW w:type="dxa" w:w="4320"/>
-          </w:tcPr>
-          <w:p>
-            <w:r>
-              <w:rPr>
-                <w:sz w:val="18"/>
-              </w:rPr>
-              <w:t>{{batch_number}}</w:t>
-            </w:r>
-          </w:p>
-        </w:tc>
-      </w:tr>
-      <w:tr>
-        <w:tc>
-          <w:tcPr>
-            <w:tcW w:type="dxa" w:w="4320"/>
-          </w:tcPr>
-          <w:p>
-            <w:r>
-              <w:rPr>
-                <w:b/>
-                <w:sz w:val="18"/>
-              </w:rPr>
-              <w:t>Seller</w:t>
-            </w:r>
-          </w:p>
-        </w:tc>
-        <w:tc>
-          <w:tcPr>
-            <w:tcW w:type="dxa" w:w="4320"/>
-          </w:tcPr>
-          <w:p>
-            <w:r>
-              <w:rPr>
-                <w:sz w:val="18"/>
-              </w:rPr>
-              <w:t>{{seller}}</w:t>
-            </w:r>
-          </w:p>
-        </w:tc>
-      </w:tr>
-      <w:tr>
-        <w:tc>
-          <w:tcPr>
-            <w:tcW w:type="dxa" w:w="4320"/>
-          </w:tcPr>
-          <w:p>
-            <w:r>
-              <w:rPr>
-                <w:b/>
-                <w:sz w:val="18"/>
-              </w:rPr>
-              <w:t>Buyer</w:t>
-            </w:r>
-          </w:p>
-        </w:tc>
-        <w:tc>
-          <w:tcPr>
-            <w:tcW w:type="dxa" w:w="4320"/>
-          </w:tcPr>
-          <w:p>
-            <w:r>
-              <w:rPr>
-                <w:sz w:val="18"/>
-              </w:rPr>
-              <w:t>{{buyer}}</w:t>
-            </w:r>
-          </w:p>
-        </w:tc>
-      </w:tr>
-      <w:tr>
-        <w:tc>
-          <w:tcPr>
-            <w:tcW w:type="dxa" w:w="4320"/>
-          </w:tcPr>
-          <w:p>
-            <w:r>
-              <w:rPr>
-                <w:b/>
-                <w:sz w:val="18"/>
-              </w:rPr>
-              <w:t>Destination territory</w:t>
-            </w:r>
-          </w:p>
-        </w:tc>
-        <w:tc>
-          <w:tcPr>
-            <w:tcW w:type="dxa" w:w="4320"/>
-          </w:tcPr>
-          <w:p>
-            <w:r>
-              <w:rPr>
-                <w:sz w:val="18"/>
-              </w:rPr>
-              <w:t>{{territory}}</w:t>
-            </w:r>
-          </w:p>
-        </w:tc>
-      </w:tr>
-      <w:tr>
-        <w:tc>
-          <w:tcPr>
-            <w:tcW w:type="dxa" w:w="4320"/>
-          </w:tcPr>
-          <w:p>
-            <w:r>
-              <w:rPr>
-                <w:b/>
-                <w:sz w:val="18"/>
-              </w:rPr>
-              <w:t>Commodity</w:t>
-            </w:r>
-          </w:p>
-        </w:tc>
-        <w:tc>
-          <w:tcPr>
-            <w:tcW w:type="dxa" w:w="4320"/>
-          </w:tcPr>
-          <w:p>
-            <w:r>
-              <w:rPr>
+                <w:i w:val="0"/>
                 <w:sz w:val="18"/>
               </w:rPr>
               <w:t>{{commodity}}</w:t>
             </w:r>
           </w:p>
         </w:tc>
-      </w:tr>
-      <w:tr>
         <w:tc>
           <w:tcPr>
-            <w:tcW w:type="dxa" w:w="4320"/>
+            <w:tcW w:type="dxa" w:w="1656"/>
           </w:tcPr>
           <w:p>
+            <w:pPr>
+              <w:spacing w:after="0"/>
+              <w:jc w:val="right"/>
+            </w:pPr>
             <w:r>
               <w:rPr>
+                <w:rFonts w:ascii="Adani Regular" w:hAnsi="Adani Regular" w:eastAsia="Adani Regular" w:cs="Adani Regular"/>
                 <w:b/>
-                <w:sz w:val="18"/>
-              </w:rPr>
-              <w:t>Trade grade</w:t>
-            </w:r>
-          </w:p>
-        </w:tc>
-        <w:tc>
-          <w:tcPr>
-            <w:tcW w:type="dxa" w:w="4320"/>
-          </w:tcPr>
-          <w:p>
-            <w:r>
-              <w:rPr>
-                <w:sz w:val="18"/>
-              </w:rPr>
-              <w:t>{{commodity_code}}</w:t>
-            </w:r>
-          </w:p>
-        </w:tc>
-      </w:tr>
-      <w:tr>
-        <w:tc>
-          <w:tcPr>
-            <w:tcW w:type="dxa" w:w="4320"/>
-          </w:tcPr>
-          <w:p>
-            <w:r>
-              <w:rPr>
-                <w:b/>
-                <w:sz w:val="18"/>
-              </w:rPr>
-              <w:t>Quantity</w:t>
-            </w:r>
-          </w:p>
-        </w:tc>
-        <w:tc>
-          <w:tcPr>
-            <w:tcW w:type="dxa" w:w="4320"/>
-          </w:tcPr>
-          <w:p>
-            <w:r>
-              <w:rPr>
+                <w:i w:val="0"/>
                 <w:sz w:val="18"/>
               </w:rPr>
               <w:t>{{quantity}}</w:t>
             </w:r>
           </w:p>
         </w:tc>
-      </w:tr>
-      <w:tr>
         <w:tc>
           <w:tcPr>
-            <w:tcW w:type="dxa" w:w="4320"/>
+            <w:tcW w:type="dxa" w:w="1656"/>
           </w:tcPr>
           <w:p>
+            <w:pPr>
+              <w:spacing w:after="0"/>
+              <w:jc w:val="right"/>
+            </w:pPr>
             <w:r>
               <w:rPr>
+                <w:rFonts w:ascii="Adani Regular" w:hAnsi="Adani Regular" w:eastAsia="Adani Regular" w:cs="Adani Regular"/>
                 <w:b/>
+                <w:i w:val="0"/>
                 <w:sz w:val="18"/>
               </w:rPr>
-              <w:t>Rate</w:t>
+              <w:t>{{unit_rate}}</w:t>
             </w:r>
           </w:p>
         </w:tc>
         <w:tc>
           <w:tcPr>
-            <w:tcW w:type="dxa" w:w="4320"/>
+            <w:tcW w:type="dxa" w:w="1656"/>
           </w:tcPr>
           <w:p>
+            <w:pPr>
+              <w:spacing w:after="0"/>
+              <w:jc w:val="right"/>
+            </w:pPr>
             <w:r>
               <w:rPr>
-                <w:sz w:val="18"/>
-              </w:rPr>
-              <w:t>{{price_terms}}</w:t>
-            </w:r>
-          </w:p>
-        </w:tc>
-      </w:tr>
-      <w:tr>
-        <w:tc>
-          <w:tcPr>
-            <w:tcW w:type="dxa" w:w="4320"/>
-          </w:tcPr>
-          <w:p>
-            <w:r>
-              <w:rPr>
+                <w:rFonts w:ascii="Adani Regular" w:hAnsi="Adani Regular" w:eastAsia="Adani Regular" w:cs="Adani Regular"/>
                 <w:b/>
-                <w:sz w:val="18"/>
-              </w:rPr>
-              <w:t>Currency</w:t>
-            </w:r>
-          </w:p>
-        </w:tc>
-        <w:tc>
-          <w:tcPr>
-            <w:tcW w:type="dxa" w:w="4320"/>
-          </w:tcPr>
-          <w:p>
-            <w:r>
-              <w:rPr>
-                <w:sz w:val="18"/>
-              </w:rPr>
-              <w:t>{{currency}}</w:t>
-            </w:r>
-          </w:p>
-        </w:tc>
-      </w:tr>
-      <w:tr>
-        <w:tc>
-          <w:tcPr>
-            <w:tcW w:type="dxa" w:w="4320"/>
-          </w:tcPr>
-          <w:p>
-            <w:r>
-              <w:rPr>
-                <w:b/>
-                <w:sz w:val="18"/>
-              </w:rPr>
-              <w:t>Invoice value</w:t>
-            </w:r>
-          </w:p>
-        </w:tc>
-        <w:tc>
-          <w:tcPr>
-            <w:tcW w:type="dxa" w:w="4320"/>
-          </w:tcPr>
-          <w:p>
-            <w:r>
-              <w:rPr>
+                <w:i w:val="0"/>
                 <w:sz w:val="18"/>
               </w:rPr>
               <w:t>{{total_value}}</w:t>
@@ -413,147 +822,742 @@
           </w:p>
         </w:tc>
       </w:tr>
+    </w:tbl>
+    <w:p>
+      <w:pPr>
+        <w:pBdr>
+          <w:top w:val="single" w:sz="6" w:space="1" w:color="000000"/>
+        </w:pBdr>
+        <w:tabs>
+          <w:tab w:pos="9180" w:val="right"/>
+        </w:tabs>
+      </w:pPr>
+      <w:r>
+        <w:rPr>
+          <w:rFonts w:ascii="Adani Regular" w:hAnsi="Adani Regular" w:eastAsia="Adani Regular" w:cs="Adani Regular"/>
+          <w:b/>
+          <w:i w:val="0"/>
+          <w:sz w:val="18"/>
+        </w:rPr>
+        <w:t>{{currency}}</w:t>
+      </w:r>
+      <w:r>
+        <w:rPr>
+          <w:rFonts w:ascii="Adani Regular" w:hAnsi="Adani Regular" w:eastAsia="Adani Regular" w:cs="Adani Regular"/>
+          <w:b w:val="0"/>
+          <w:i w:val="0"/>
+          <w:sz w:val="18"/>
+        </w:rPr>
+        <w:t xml:space="preserve"> TOTAL PAYABLE</w:t>
+      </w:r>
+      <w:r>
+        <w:tab/>
+      </w:r>
+      <w:r>
+        <w:rPr>
+          <w:rFonts w:ascii="Adani Regular" w:hAnsi="Adani Regular" w:eastAsia="Adani Regular" w:cs="Adani Regular"/>
+          <w:b/>
+          <w:i w:val="0"/>
+          <w:sz w:val="18"/>
+        </w:rPr>
+        <w:t>{{total_value}}</w:t>
+      </w:r>
+    </w:p>
+    <w:p/>
+    <w:p>
+      <w:pPr>
+        <w:spacing w:after="0"/>
+      </w:pPr>
+      <w:r>
+        <w:t>[[clause:header]]</w:t>
+      </w:r>
+      <w:r>
+        <w:rPr>
+          <w:rFonts w:ascii="Adani Regular" w:hAnsi="Adani Regular" w:eastAsia="Adani Regular" w:cs="Adani Regular"/>
+          <w:b/>
+          <w:sz w:val="18"/>
+        </w:rPr>
+        <w:t>INVOICE TO</w:t>
+      </w:r>
+    </w:p>
+    <w:p>
+      <w:pPr>
+        <w:jc w:val="both"/>
+      </w:pPr>
+      <w:r>
+        <w:rPr>
+          <w:rFonts w:ascii="Adani Regular" w:hAnsi="Adani Regular" w:eastAsia="Adani Regular" w:cs="Adani Regular"/>
+          <w:b/>
+          <w:i w:val="0"/>
+          <w:sz w:val="18"/>
+        </w:rPr>
+        <w:t>{{buyer}}</w:t>
+      </w:r>
+      <w:r>
+        <w:rPr>
+          <w:rFonts w:ascii="Adani Regular" w:hAnsi="Adani Regular" w:eastAsia="Adani Regular" w:cs="Adani Regular"/>
+          <w:b w:val="0"/>
+          <w:i w:val="0"/>
+          <w:sz w:val="18"/>
+        </w:rPr>
+        <w:t xml:space="preserve">, against sales contract </w:t>
+      </w:r>
+      <w:r>
+        <w:rPr>
+          <w:rFonts w:ascii="Adani Regular" w:hAnsi="Adani Regular" w:eastAsia="Adani Regular" w:cs="Adani Regular"/>
+          <w:b/>
+          <w:i w:val="0"/>
+          <w:sz w:val="18"/>
+        </w:rPr>
+        <w:t>{{contract_no}}</w:t>
+      </w:r>
+      <w:r>
+        <w:rPr>
+          <w:rFonts w:ascii="Adani Regular" w:hAnsi="Adani Regular" w:eastAsia="Adani Regular" w:cs="Adani Regular"/>
+          <w:b w:val="0"/>
+          <w:i w:val="0"/>
+          <w:sz w:val="18"/>
+        </w:rPr>
+        <w:t xml:space="preserve"> and AGFZE batch reference </w:t>
+      </w:r>
+      <w:r>
+        <w:rPr>
+          <w:rFonts w:ascii="Adani Regular" w:hAnsi="Adani Regular" w:eastAsia="Adani Regular" w:cs="Adani Regular"/>
+          <w:b/>
+          <w:i w:val="0"/>
+          <w:sz w:val="18"/>
+        </w:rPr>
+        <w:t>{{batch_number}}</w:t>
+      </w:r>
+      <w:r>
+        <w:rPr>
+          <w:rFonts w:ascii="Adani Regular" w:hAnsi="Adani Regular" w:eastAsia="Adani Regular" w:cs="Adani Regular"/>
+          <w:b w:val="0"/>
+          <w:i w:val="0"/>
+          <w:sz w:val="18"/>
+        </w:rPr>
+        <w:t xml:space="preserve">. Bill of lading reference </w:t>
+      </w:r>
+      <w:r>
+        <w:rPr>
+          <w:rFonts w:ascii="Adani Regular" w:hAnsi="Adani Regular" w:eastAsia="Adani Regular" w:cs="Adani Regular"/>
+          <w:b/>
+          <w:i w:val="0"/>
+          <w:sz w:val="18"/>
+        </w:rPr>
+        <w:t>{{bl_reference}}</w:t>
+      </w:r>
+      <w:r>
+        <w:rPr>
+          <w:rFonts w:ascii="Adani Regular" w:hAnsi="Adani Regular" w:eastAsia="Adani Regular" w:cs="Adani Regular"/>
+          <w:b w:val="0"/>
+          <w:i w:val="0"/>
+          <w:sz w:val="18"/>
+        </w:rPr>
+        <w:t>.</w:t>
+      </w:r>
+    </w:p>
+    <w:p>
+      <w:pPr>
+        <w:spacing w:after="0"/>
+      </w:pPr>
+      <w:r>
+        <w:t>[[clause:goods_description]]</w:t>
+      </w:r>
+      <w:r>
+        <w:rPr>
+          <w:rFonts w:ascii="Adani Regular" w:hAnsi="Adani Regular" w:eastAsia="Adani Regular" w:cs="Adani Regular"/>
+          <w:b/>
+          <w:sz w:val="18"/>
+        </w:rPr>
+        <w:t>DESCRIPTION OF GOODS</w:t>
+      </w:r>
+    </w:p>
+    <w:p>
+      <w:pPr>
+        <w:jc w:val="both"/>
+      </w:pPr>
+      <w:r>
+        <w:rPr>
+          <w:rFonts w:ascii="Adani Regular" w:hAnsi="Adani Regular" w:eastAsia="Adani Regular" w:cs="Adani Regular"/>
+          <w:b/>
+          <w:i w:val="0"/>
+          <w:sz w:val="18"/>
+        </w:rPr>
+        <w:t>{{commodity}}</w:t>
+      </w:r>
+      <w:r>
+        <w:rPr>
+          <w:rFonts w:ascii="Adani Regular" w:hAnsi="Adani Regular" w:eastAsia="Adani Regular" w:cs="Adani Regular"/>
+          <w:b w:val="0"/>
+          <w:i w:val="0"/>
+          <w:sz w:val="18"/>
+        </w:rPr>
+        <w:t xml:space="preserve"> (trade grade </w:t>
+      </w:r>
+      <w:r>
+        <w:rPr>
+          <w:rFonts w:ascii="Adani Regular" w:hAnsi="Adani Regular" w:eastAsia="Adani Regular" w:cs="Adani Regular"/>
+          <w:b/>
+          <w:i w:val="0"/>
+          <w:sz w:val="18"/>
+        </w:rPr>
+        <w:t>{{commodity_code}}</w:t>
+      </w:r>
+      <w:r>
+        <w:rPr>
+          <w:rFonts w:ascii="Adani Regular" w:hAnsi="Adani Regular" w:eastAsia="Adani Regular" w:cs="Adani Regular"/>
+          <w:b w:val="0"/>
+          <w:i w:val="0"/>
+          <w:sz w:val="18"/>
+        </w:rPr>
+        <w:t xml:space="preserve">), </w:t>
+      </w:r>
+      <w:r>
+        <w:rPr>
+          <w:rFonts w:ascii="Adani Regular" w:hAnsi="Adani Regular" w:eastAsia="Adani Regular" w:cs="Adani Regular"/>
+          <w:b/>
+          <w:i w:val="0"/>
+          <w:sz w:val="18"/>
+        </w:rPr>
+        <w:t>{{quantity}}</w:t>
+      </w:r>
+      <w:r>
+        <w:rPr>
+          <w:rFonts w:ascii="Adani Regular" w:hAnsi="Adani Regular" w:eastAsia="Adani Regular" w:cs="Adani Regular"/>
+          <w:b w:val="0"/>
+          <w:i w:val="0"/>
+          <w:sz w:val="18"/>
+        </w:rPr>
+        <w:t xml:space="preserve">, shipped </w:t>
+      </w:r>
+      <w:r>
+        <w:rPr>
+          <w:rFonts w:ascii="Adani Regular" w:hAnsi="Adani Regular" w:eastAsia="Adani Regular" w:cs="Adani Regular"/>
+          <w:b/>
+          <w:i w:val="0"/>
+          <w:sz w:val="18"/>
+        </w:rPr>
+        <w:t>{{port_of_loading}}</w:t>
+      </w:r>
+      <w:r>
+        <w:rPr>
+          <w:rFonts w:ascii="Adani Regular" w:hAnsi="Adani Regular" w:eastAsia="Adani Regular" w:cs="Adani Regular"/>
+          <w:b w:val="0"/>
+          <w:i w:val="0"/>
+          <w:sz w:val="18"/>
+        </w:rPr>
+        <w:t xml:space="preserve"> to </w:t>
+      </w:r>
+      <w:r>
+        <w:rPr>
+          <w:rFonts w:ascii="Adani Regular" w:hAnsi="Adani Regular" w:eastAsia="Adani Regular" w:cs="Adani Regular"/>
+          <w:b/>
+          <w:i w:val="0"/>
+          <w:sz w:val="18"/>
+        </w:rPr>
+        <w:t>{{port_of_discharge}}</w:t>
+      </w:r>
+      <w:r>
+        <w:rPr>
+          <w:rFonts w:ascii="Adani Regular" w:hAnsi="Adani Regular" w:eastAsia="Adani Regular" w:cs="Adani Regular"/>
+          <w:b w:val="0"/>
+          <w:i w:val="0"/>
+          <w:sz w:val="18"/>
+        </w:rPr>
+        <w:t>.</w:t>
+      </w:r>
+    </w:p>
+    <w:p>
+      <w:pPr>
+        <w:spacing w:after="0"/>
+      </w:pPr>
+      <w:r>
+        <w:t>[[clause:pricing_provisional]]</w:t>
+      </w:r>
+      <w:r>
+        <w:rPr>
+          <w:rFonts w:ascii="Adani Regular" w:hAnsi="Adani Regular" w:eastAsia="Adani Regular" w:cs="Adani Regular"/>
+          <w:b/>
+          <w:sz w:val="18"/>
+        </w:rPr>
+        <w:t>PROVISIONAL VALUE</w:t>
+      </w:r>
+    </w:p>
+    <w:p>
+      <w:pPr>
+        <w:jc w:val="both"/>
+      </w:pPr>
+      <w:r>
+        <w:rPr>
+          <w:rFonts w:ascii="Adani Regular" w:hAnsi="Adani Regular" w:eastAsia="Adani Regular" w:cs="Adani Regular"/>
+          <w:b w:val="0"/>
+          <w:i w:val="0"/>
+          <w:sz w:val="18"/>
+        </w:rPr>
+        <w:t xml:space="preserve">This is a PROVISIONAL invoice. The value of </w:t>
+      </w:r>
+      <w:r>
+        <w:rPr>
+          <w:rFonts w:ascii="Adani Regular" w:hAnsi="Adani Regular" w:eastAsia="Adani Regular" w:cs="Adani Regular"/>
+          <w:b/>
+          <w:i w:val="0"/>
+          <w:sz w:val="18"/>
+        </w:rPr>
+        <w:t>{{total_value}}</w:t>
+      </w:r>
+      <w:r>
+        <w:rPr>
+          <w:rFonts w:ascii="Adani Regular" w:hAnsi="Adani Regular" w:eastAsia="Adani Regular" w:cs="Adani Regular"/>
+          <w:b w:val="0"/>
+          <w:i w:val="0"/>
+          <w:sz w:val="18"/>
+        </w:rPr>
+        <w:t xml:space="preserve"> is calculated on a price of </w:t>
+      </w:r>
+      <w:r>
+        <w:rPr>
+          <w:rFonts w:ascii="Adani Regular" w:hAnsi="Adani Regular" w:eastAsia="Adani Regular" w:cs="Adani Regular"/>
+          <w:b/>
+          <w:i w:val="0"/>
+          <w:sz w:val="18"/>
+        </w:rPr>
+        <w:t>{{price_terms}}</w:t>
+      </w:r>
+      <w:r>
+        <w:rPr>
+          <w:rFonts w:ascii="Adani Regular" w:hAnsi="Adani Regular" w:eastAsia="Adani Regular" w:cs="Adani Regular"/>
+          <w:b w:val="0"/>
+          <w:i w:val="0"/>
+          <w:sz w:val="18"/>
+        </w:rPr>
+        <w:t xml:space="preserve"> and is subject to adjustment once the price is fixed. A final invoice will follow on fixation.</w:t>
+      </w:r>
+    </w:p>
+    <w:p>
+      <w:pPr>
+        <w:spacing w:after="0"/>
+      </w:pPr>
+      <w:r>
+        <w:t>[[clause:pricing_final]]</w:t>
+      </w:r>
+      <w:r>
+        <w:rPr>
+          <w:rFonts w:ascii="Adani Regular" w:hAnsi="Adani Regular" w:eastAsia="Adani Regular" w:cs="Adani Regular"/>
+          <w:b/>
+          <w:sz w:val="18"/>
+        </w:rPr>
+        <w:t>FINAL VALUE</w:t>
+      </w:r>
+    </w:p>
+    <w:p>
+      <w:pPr>
+        <w:jc w:val="both"/>
+      </w:pPr>
+      <w:r>
+        <w:rPr>
+          <w:rFonts w:ascii="Adani Regular" w:hAnsi="Adani Regular" w:eastAsia="Adani Regular" w:cs="Adani Regular"/>
+          <w:b w:val="0"/>
+          <w:i w:val="0"/>
+          <w:sz w:val="18"/>
+        </w:rPr>
+        <w:t xml:space="preserve">This is a FINAL invoice. The value of </w:t>
+      </w:r>
+      <w:r>
+        <w:rPr>
+          <w:rFonts w:ascii="Adani Regular" w:hAnsi="Adani Regular" w:eastAsia="Adani Regular" w:cs="Adani Regular"/>
+          <w:b/>
+          <w:i w:val="0"/>
+          <w:sz w:val="18"/>
+        </w:rPr>
+        <w:t>{{total_value}}</w:t>
+      </w:r>
+      <w:r>
+        <w:rPr>
+          <w:rFonts w:ascii="Adani Regular" w:hAnsi="Adani Regular" w:eastAsia="Adani Regular" w:cs="Adani Regular"/>
+          <w:b w:val="0"/>
+          <w:i w:val="0"/>
+          <w:sz w:val="18"/>
+        </w:rPr>
+        <w:t xml:space="preserve"> is calculated on a fixed price of </w:t>
+      </w:r>
+      <w:r>
+        <w:rPr>
+          <w:rFonts w:ascii="Adani Regular" w:hAnsi="Adani Regular" w:eastAsia="Adani Regular" w:cs="Adani Regular"/>
+          <w:b/>
+          <w:i w:val="0"/>
+          <w:sz w:val="18"/>
+        </w:rPr>
+        <w:t>{{price_terms}}</w:t>
+      </w:r>
+      <w:r>
+        <w:rPr>
+          <w:rFonts w:ascii="Adani Regular" w:hAnsi="Adani Regular" w:eastAsia="Adani Regular" w:cs="Adani Regular"/>
+          <w:b w:val="0"/>
+          <w:i w:val="0"/>
+          <w:sz w:val="18"/>
+        </w:rPr>
+        <w:t xml:space="preserve"> and is not subject to further adjustment.</w:t>
+      </w:r>
+    </w:p>
+    <w:p>
+      <w:pPr>
+        <w:spacing w:after="0"/>
+      </w:pPr>
+      <w:r>
+        <w:t>[[clause:lme_reference]]</w:t>
+      </w:r>
+      <w:r>
+        <w:rPr>
+          <w:rFonts w:ascii="Adani Regular" w:hAnsi="Adani Regular" w:eastAsia="Adani Regular" w:cs="Adani Regular"/>
+          <w:b/>
+          <w:sz w:val="18"/>
+        </w:rPr>
+        <w:t>PRICING BASIS</w:t>
+      </w:r>
+    </w:p>
+    <w:p>
+      <w:pPr>
+        <w:jc w:val="both"/>
+      </w:pPr>
+      <w:r>
+        <w:rPr>
+          <w:rFonts w:ascii="Adani Regular" w:hAnsi="Adani Regular" w:eastAsia="Adani Regular" w:cs="Adani Regular"/>
+          <w:b w:val="0"/>
+          <w:i w:val="0"/>
+          <w:sz w:val="18"/>
+        </w:rPr>
+        <w:t xml:space="preserve">Price basis: </w:t>
+      </w:r>
+      <w:r>
+        <w:rPr>
+          <w:rFonts w:ascii="Adani Regular" w:hAnsi="Adani Regular" w:eastAsia="Adani Regular" w:cs="Adani Regular"/>
+          <w:b/>
+          <w:i w:val="0"/>
+          <w:sz w:val="18"/>
+        </w:rPr>
+        <w:t>{{price_terms}}</w:t>
+      </w:r>
+      <w:r>
+        <w:rPr>
+          <w:rFonts w:ascii="Adani Regular" w:hAnsi="Adani Regular" w:eastAsia="Adani Regular" w:cs="Adani Regular"/>
+          <w:b w:val="0"/>
+          <w:i w:val="0"/>
+          <w:sz w:val="18"/>
+        </w:rPr>
+        <w:t>, referenced to the London Metal Exchange cash settlement for the relevant grade over the agreed pricing period.</w:t>
+      </w:r>
+    </w:p>
+    <w:p>
+      <w:pPr>
+        <w:spacing w:after="0"/>
+      </w:pPr>
+      <w:r>
+        <w:t>[[clause:payment_cad]]</w:t>
+      </w:r>
+      <w:r>
+        <w:rPr>
+          <w:rFonts w:ascii="Adani Regular" w:hAnsi="Adani Regular" w:eastAsia="Adani Regular" w:cs="Adani Regular"/>
+          <w:b/>
+          <w:sz w:val="18"/>
+        </w:rPr>
+        <w:t>PAYMENT</w:t>
+      </w:r>
+    </w:p>
+    <w:p>
+      <w:pPr>
+        <w:jc w:val="both"/>
+      </w:pPr>
+      <w:r>
+        <w:rPr>
+          <w:rFonts w:ascii="Adani Regular" w:hAnsi="Adani Regular" w:eastAsia="Adani Regular" w:cs="Adani Regular"/>
+          <w:b w:val="0"/>
+          <w:i w:val="0"/>
+          <w:sz w:val="18"/>
+        </w:rPr>
+        <w:t>Payable on Cash Against Documents (</w:t>
+      </w:r>
+      <w:r>
+        <w:rPr>
+          <w:rFonts w:ascii="Adani Regular" w:hAnsi="Adani Regular" w:eastAsia="Adani Regular" w:cs="Adani Regular"/>
+          <w:b/>
+          <w:i w:val="0"/>
+          <w:sz w:val="18"/>
+        </w:rPr>
+        <w:t>{{payment_condition}}</w:t>
+      </w:r>
+      <w:r>
+        <w:rPr>
+          <w:rFonts w:ascii="Adani Regular" w:hAnsi="Adani Regular" w:eastAsia="Adani Regular" w:cs="Adani Regular"/>
+          <w:b w:val="0"/>
+          <w:i w:val="0"/>
+          <w:sz w:val="18"/>
+        </w:rPr>
+        <w:t xml:space="preserve">) in </w:t>
+      </w:r>
+      <w:r>
+        <w:rPr>
+          <w:rFonts w:ascii="Adani Regular" w:hAnsi="Adani Regular" w:eastAsia="Adani Regular" w:cs="Adani Regular"/>
+          <w:b/>
+          <w:i w:val="0"/>
+          <w:sz w:val="18"/>
+        </w:rPr>
+        <w:t>{{currency}}</w:t>
+      </w:r>
+      <w:r>
+        <w:rPr>
+          <w:rFonts w:ascii="Adani Regular" w:hAnsi="Adani Regular" w:eastAsia="Adani Regular" w:cs="Adani Regular"/>
+          <w:b w:val="0"/>
+          <w:i w:val="0"/>
+          <w:sz w:val="18"/>
+        </w:rPr>
+        <w:t>, against presentation of the full documentary set.</w:t>
+      </w:r>
+    </w:p>
+    <w:p>
+      <w:pPr>
+        <w:spacing w:after="0"/>
+      </w:pPr>
+      <w:r>
+        <w:t>[[clause:payment_tt]]</w:t>
+      </w:r>
+      <w:r>
+        <w:rPr>
+          <w:rFonts w:ascii="Adani Regular" w:hAnsi="Adani Regular" w:eastAsia="Adani Regular" w:cs="Adani Regular"/>
+          <w:b/>
+          <w:sz w:val="18"/>
+        </w:rPr>
+        <w:t>PAYMENT</w:t>
+      </w:r>
+    </w:p>
+    <w:p>
+      <w:pPr>
+        <w:jc w:val="both"/>
+      </w:pPr>
+      <w:r>
+        <w:rPr>
+          <w:rFonts w:ascii="Adani Regular" w:hAnsi="Adani Regular" w:eastAsia="Adani Regular" w:cs="Adani Regular"/>
+          <w:b w:val="0"/>
+          <w:i w:val="0"/>
+          <w:sz w:val="18"/>
+        </w:rPr>
+        <w:t>Payable by telegraphic transfer (</w:t>
+      </w:r>
+      <w:r>
+        <w:rPr>
+          <w:rFonts w:ascii="Adani Regular" w:hAnsi="Adani Regular" w:eastAsia="Adani Regular" w:cs="Adani Regular"/>
+          <w:b/>
+          <w:i w:val="0"/>
+          <w:sz w:val="18"/>
+        </w:rPr>
+        <w:t>{{payment_condition}}</w:t>
+      </w:r>
+      <w:r>
+        <w:rPr>
+          <w:rFonts w:ascii="Adani Regular" w:hAnsi="Adani Regular" w:eastAsia="Adani Regular" w:cs="Adani Regular"/>
+          <w:b w:val="0"/>
+          <w:i w:val="0"/>
+          <w:sz w:val="18"/>
+        </w:rPr>
+        <w:t xml:space="preserve">) in </w:t>
+      </w:r>
+      <w:r>
+        <w:rPr>
+          <w:rFonts w:ascii="Adani Regular" w:hAnsi="Adani Regular" w:eastAsia="Adani Regular" w:cs="Adani Regular"/>
+          <w:b/>
+          <w:i w:val="0"/>
+          <w:sz w:val="18"/>
+        </w:rPr>
+        <w:t>{{currency}}</w:t>
+      </w:r>
+      <w:r>
+        <w:rPr>
+          <w:rFonts w:ascii="Adani Regular" w:hAnsi="Adani Regular" w:eastAsia="Adani Regular" w:cs="Adani Regular"/>
+          <w:b w:val="0"/>
+          <w:i w:val="0"/>
+          <w:sz w:val="18"/>
+        </w:rPr>
+        <w:t xml:space="preserve"> to the Seller's nominated account, in cleared funds.</w:t>
+      </w:r>
+    </w:p>
+    <w:p>
+      <w:pPr>
+        <w:spacing w:after="0"/>
+      </w:pPr>
+      <w:r>
+        <w:t>[[clause:bank_details]]</w:t>
+      </w:r>
+      <w:r>
+        <w:rPr>
+          <w:rFonts w:ascii="Adani Regular" w:hAnsi="Adani Regular" w:eastAsia="Adani Regular" w:cs="Adani Regular"/>
+          <w:b/>
+          <w:sz w:val="18"/>
+        </w:rPr>
+        <w:t>REMITTANCE</w:t>
+      </w:r>
+    </w:p>
+    <w:p>
+      <w:pPr>
+        <w:jc w:val="both"/>
+      </w:pPr>
+      <w:r>
+        <w:rPr>
+          <w:rFonts w:ascii="Adani Regular" w:hAnsi="Adani Regular" w:eastAsia="Adani Regular" w:cs="Adani Regular"/>
+          <w:b w:val="0"/>
+          <w:i w:val="0"/>
+          <w:sz w:val="18"/>
+        </w:rPr>
+        <w:t xml:space="preserve">Bank details for remittance are those held on file for </w:t>
+      </w:r>
+      <w:r>
+        <w:rPr>
+          <w:rFonts w:ascii="Adani Regular" w:hAnsi="Adani Regular" w:eastAsia="Adani Regular" w:cs="Adani Regular"/>
+          <w:b/>
+          <w:i w:val="0"/>
+          <w:sz w:val="18"/>
+        </w:rPr>
+        <w:t>{{seller}}</w:t>
+      </w:r>
+      <w:r>
+        <w:rPr>
+          <w:rFonts w:ascii="Adani Regular" w:hAnsi="Adani Regular" w:eastAsia="Adani Regular" w:cs="Adani Regular"/>
+          <w:b w:val="0"/>
+          <w:i w:val="0"/>
+          <w:sz w:val="18"/>
+        </w:rPr>
+        <w:t xml:space="preserve"> and confirmed to Buyer in writing. Buyer must not act on bank details received by any other route.</w:t>
+      </w:r>
+    </w:p>
+    <w:p>
+      <w:pPr>
+        <w:spacing w:after="0"/>
+      </w:pPr>
+      <w:r>
+        <w:t>[[clause:destination_declaration]]</w:t>
+      </w:r>
+      <w:r>
+        <w:rPr>
+          <w:rFonts w:ascii="Adani Regular" w:hAnsi="Adani Regular" w:eastAsia="Adani Regular" w:cs="Adani Regular"/>
+          <w:b/>
+          <w:sz w:val="18"/>
+        </w:rPr>
+        <w:t>DESTINATION REQUIREMENTS</w:t>
+      </w:r>
+    </w:p>
+    <w:p>
+      <w:pPr>
+        <w:jc w:val="both"/>
+      </w:pPr>
+      <w:r>
+        <w:rPr>
+          <w:rFonts w:ascii="Adani Regular" w:hAnsi="Adani Regular" w:eastAsia="Adani Regular" w:cs="Adani Regular"/>
+          <w:b/>
+          <w:i w:val="0"/>
+          <w:sz w:val="18"/>
+        </w:rPr>
+        <w:t>{{territory_reference}}</w:t>
+      </w:r>
+    </w:p>
+    <w:p>
+      <w:pPr>
+        <w:spacing w:after="0"/>
+      </w:pPr>
+      <w:r>
+        <w:t>[[clause:declaration]]</w:t>
+      </w:r>
+      <w:r>
+        <w:rPr>
+          <w:rFonts w:ascii="Adani Regular" w:hAnsi="Adani Regular" w:eastAsia="Adani Regular" w:cs="Adani Regular"/>
+          <w:b/>
+          <w:sz w:val="18"/>
+        </w:rPr>
+        <w:t>DECLARATION</w:t>
+      </w:r>
+    </w:p>
+    <w:p>
+      <w:pPr>
+        <w:jc w:val="both"/>
+      </w:pPr>
+      <w:r>
+        <w:rPr>
+          <w:rFonts w:ascii="Adani Regular" w:hAnsi="Adani Regular" w:eastAsia="Adani Regular" w:cs="Adani Regular"/>
+          <w:b w:val="0"/>
+          <w:i w:val="0"/>
+          <w:sz w:val="18"/>
+        </w:rPr>
+        <w:t>We certify the above particulars to be true and correct, and that the goods are of the origin and description stated.</w:t>
+      </w:r>
+    </w:p>
+    <w:p/>
+    <w:tbl>
+      <w:tblPr>
+        <w:tblW w:type="auto" w:w="0"/>
+        <w:tblLayout w:type="autofit"/>
+        <w:tblLook w:firstColumn="1" w:firstRow="1" w:lastColumn="0" w:lastRow="0" w:noHBand="0" w:noVBand="1" w:val="04A0"/>
+      </w:tblPr>
+      <w:tblGrid>
+        <w:gridCol w:w="9180"/>
+      </w:tblGrid>
       <w:tr>
         <w:tc>
           <w:tcPr>
-            <w:tcW w:type="dxa" w:w="4320"/>
+            <w:tcW w:type="dxa" w:w="9180"/>
           </w:tcPr>
           <w:p>
+            <w:pPr>
+              <w:spacing w:after="0"/>
+            </w:pPr>
             <w:r>
               <w:rPr>
+                <w:rFonts w:ascii="Adani Regular" w:hAnsi="Adani Regular" w:eastAsia="Adani Regular" w:cs="Adani Regular"/>
                 <w:b/>
                 <w:sz w:val="18"/>
               </w:rPr>
-              <w:t>Invoice basis</w:t>
             </w:r>
           </w:p>
-        </w:tc>
-        <w:tc>
-          <w:tcPr>
-            <w:tcW w:type="dxa" w:w="4320"/>
-          </w:tcPr>
           <w:p>
+            <w:pPr>
+              <w:spacing w:after="0"/>
+            </w:pPr>
             <w:r>
               <w:rPr>
-                <w:sz w:val="18"/>
-              </w:rPr>
-              <w:t>{{invoice_basis}}</w:t>
-            </w:r>
-          </w:p>
-        </w:tc>
-      </w:tr>
-      <w:tr>
-        <w:tc>
-          <w:tcPr>
-            <w:tcW w:type="dxa" w:w="4320"/>
-          </w:tcPr>
-          <w:p>
-            <w:r>
-              <w:rPr>
+                <w:rFonts w:ascii="Adani Regular" w:hAnsi="Adani Regular" w:eastAsia="Adani Regular" w:cs="Adani Regular"/>
                 <w:b/>
                 <w:sz w:val="18"/>
               </w:rPr>
-              <w:t>Payment condition</w:t>
+            </w:r>
+            <w:r>
+              <w:rPr>
+                <w:rFonts w:ascii="Adani Regular" w:hAnsi="Adani Regular" w:eastAsia="Adani Regular" w:cs="Adani Regular"/>
+                <w:b w:val="0"/>
+                <w:i w:val="0"/>
+                <w:sz w:val="18"/>
+              </w:rPr>
+              <w:t xml:space="preserve">FOR </w:t>
+            </w:r>
+            <w:r>
+              <w:rPr>
+                <w:rFonts w:ascii="Adani Regular" w:hAnsi="Adani Regular" w:eastAsia="Adani Regular" w:cs="Adani Regular"/>
+                <w:b/>
+                <w:i w:val="0"/>
+                <w:sz w:val="18"/>
+              </w:rPr>
+              <w:t>{{agfze}}</w:t>
             </w:r>
           </w:p>
-        </w:tc>
-        <w:tc>
-          <w:tcPr>
-            <w:tcW w:type="dxa" w:w="4320"/>
-          </w:tcPr>
+          <w:p/>
+          <w:p/>
           <w:p>
+            <w:pPr>
+              <w:spacing w:after="0"/>
+            </w:pPr>
             <w:r>
               <w:rPr>
-                <w:sz w:val="18"/>
-              </w:rPr>
-              <w:t>{{payment_condition}}</w:t>
-            </w:r>
-          </w:p>
-        </w:tc>
-      </w:tr>
-      <w:tr>
-        <w:tc>
-          <w:tcPr>
-            <w:tcW w:type="dxa" w:w="4320"/>
-          </w:tcPr>
-          <w:p>
-            <w:r>
-              <w:rPr>
+                <w:rFonts w:ascii="Adani Regular" w:hAnsi="Adani Regular" w:eastAsia="Adani Regular" w:cs="Adani Regular"/>
                 <w:b/>
                 <w:sz w:val="18"/>
               </w:rPr>
-              <w:t>Port of loading</w:t>
-            </w:r>
-          </w:p>
-        </w:tc>
-        <w:tc>
-          <w:tcPr>
-            <w:tcW w:type="dxa" w:w="4320"/>
-          </w:tcPr>
-          <w:p>
-            <w:r>
-              <w:rPr>
-                <w:sz w:val="18"/>
-              </w:rPr>
-              <w:t>{{port_of_loading}}</w:t>
-            </w:r>
-          </w:p>
-        </w:tc>
-      </w:tr>
-      <w:tr>
-        <w:tc>
-          <w:tcPr>
-            <w:tcW w:type="dxa" w:w="4320"/>
-          </w:tcPr>
-          <w:p>
-            <w:r>
-              <w:rPr>
-                <w:b/>
-                <w:sz w:val="18"/>
-              </w:rPr>
-              <w:t>Port of discharge</w:t>
-            </w:r>
-          </w:p>
-        </w:tc>
-        <w:tc>
-          <w:tcPr>
-            <w:tcW w:type="dxa" w:w="4320"/>
-          </w:tcPr>
-          <w:p>
-            <w:r>
-              <w:rPr>
-                <w:sz w:val="18"/>
-              </w:rPr>
-              <w:t>{{port_of_discharge}}</w:t>
-            </w:r>
-          </w:p>
-        </w:tc>
-      </w:tr>
-      <w:tr>
-        <w:tc>
-          <w:tcPr>
-            <w:tcW w:type="dxa" w:w="4320"/>
-          </w:tcPr>
-          <w:p>
-            <w:r>
-              <w:rPr>
-                <w:b/>
-                <w:sz w:val="18"/>
-              </w:rPr>
-              <w:t>Bill of lading reference</w:t>
-            </w:r>
-          </w:p>
-        </w:tc>
-        <w:tc>
-          <w:tcPr>
-            <w:tcW w:type="dxa" w:w="4320"/>
-          </w:tcPr>
-          <w:p>
-            <w:r>
-              <w:rPr>
-                <w:sz w:val="18"/>
-              </w:rPr>
-              <w:t>{{bl_reference}}</w:t>
+              <w:t>AUTHORIZED SIGNATORY</w:t>
             </w:r>
           </w:p>
         </w:tc>
@@ -562,444 +1566,9 @@
     <w:p/>
     <w:p>
       <w:r>
-        <w:t>[[clause:header]]</w:t>
-      </w:r>
-      <w:r>
         <w:rPr>
-          <w:b/>
-          <w:sz w:val="22"/>
-        </w:rPr>
-        <w:t>Invoice to</w:t>
-      </w:r>
-    </w:p>
-    <w:p>
-      <w:r>
-        <w:rPr>
-          <w:b/>
-          <w:sz w:val="20"/>
-        </w:rPr>
-        <w:t>{{buyer}}</w:t>
-      </w:r>
-      <w:r>
-        <w:rPr>
-          <w:sz w:val="20"/>
-        </w:rPr>
-        <w:t xml:space="preserve">, against sales contract </w:t>
-      </w:r>
-      <w:r>
-        <w:rPr>
-          <w:b/>
-          <w:sz w:val="20"/>
-        </w:rPr>
-        <w:t>{{contract_no}}</w:t>
-      </w:r>
-      <w:r>
-        <w:rPr>
-          <w:sz w:val="20"/>
-        </w:rPr>
-        <w:t xml:space="preserve"> and AGFZE batch reference </w:t>
-      </w:r>
-      <w:r>
-        <w:rPr>
-          <w:b/>
-          <w:sz w:val="20"/>
-        </w:rPr>
-        <w:t>{{batch_number}}</w:t>
-      </w:r>
-      <w:r>
-        <w:rPr>
-          <w:sz w:val="20"/>
-        </w:rPr>
-        <w:t xml:space="preserve">. Bill of lading reference </w:t>
-      </w:r>
-      <w:r>
-        <w:rPr>
-          <w:b/>
-          <w:sz w:val="20"/>
-        </w:rPr>
-        <w:t>{{bl_reference}}</w:t>
-      </w:r>
-      <w:r>
-        <w:rPr>
-          <w:sz w:val="20"/>
-        </w:rPr>
-        <w:t>.</w:t>
-      </w:r>
-    </w:p>
-    <w:p>
-      <w:r>
-        <w:t>[[clause:goods_description]]</w:t>
-      </w:r>
-      <w:r>
-        <w:rPr>
-          <w:b/>
-          <w:sz w:val="22"/>
-        </w:rPr>
-        <w:t>Description of goods</w:t>
-      </w:r>
-    </w:p>
-    <w:p>
-      <w:r>
-        <w:rPr>
-          <w:b/>
-          <w:sz w:val="20"/>
-        </w:rPr>
-        <w:t>{{commodity}}</w:t>
-      </w:r>
-      <w:r>
-        <w:rPr>
-          <w:sz w:val="20"/>
-        </w:rPr>
-        <w:t xml:space="preserve"> (trade grade </w:t>
-      </w:r>
-      <w:r>
-        <w:rPr>
-          <w:b/>
-          <w:sz w:val="20"/>
-        </w:rPr>
-        <w:t>{{commodity_code}}</w:t>
-      </w:r>
-      <w:r>
-        <w:rPr>
-          <w:sz w:val="20"/>
-        </w:rPr>
-        <w:t xml:space="preserve">), </w:t>
-      </w:r>
-      <w:r>
-        <w:rPr>
-          <w:b/>
-          <w:sz w:val="20"/>
-        </w:rPr>
-        <w:t>{{quantity}}</w:t>
-      </w:r>
-      <w:r>
-        <w:rPr>
-          <w:sz w:val="20"/>
-        </w:rPr>
-        <w:t xml:space="preserve">, shipped </w:t>
-      </w:r>
-      <w:r>
-        <w:rPr>
-          <w:b/>
-          <w:sz w:val="20"/>
-        </w:rPr>
-        <w:t>{{port_of_loading}}</w:t>
-      </w:r>
-      <w:r>
-        <w:rPr>
-          <w:sz w:val="20"/>
-        </w:rPr>
-        <w:t xml:space="preserve"> to </w:t>
-      </w:r>
-      <w:r>
-        <w:rPr>
-          <w:b/>
-          <w:sz w:val="20"/>
-        </w:rPr>
-        <w:t>{{port_of_discharge}}</w:t>
-      </w:r>
-      <w:r>
-        <w:rPr>
-          <w:sz w:val="20"/>
-        </w:rPr>
-        <w:t>.</w:t>
-      </w:r>
-    </w:p>
-    <w:p>
-      <w:r>
-        <w:t>[[clause:pricing_provisional]]</w:t>
-      </w:r>
-      <w:r>
-        <w:rPr>
-          <w:b/>
-          <w:sz w:val="22"/>
-        </w:rPr>
-        <w:t>Provisional value</w:t>
-      </w:r>
-    </w:p>
-    <w:p>
-      <w:r>
-        <w:rPr>
-          <w:sz w:val="20"/>
-        </w:rPr>
-        <w:t xml:space="preserve">This is a PROVISIONAL invoice. The value of </w:t>
-      </w:r>
-      <w:r>
-        <w:rPr>
-          <w:b/>
-          <w:sz w:val="20"/>
-        </w:rPr>
-        <w:t>{{total_value}}</w:t>
-      </w:r>
-      <w:r>
-        <w:rPr>
-          <w:sz w:val="20"/>
-        </w:rPr>
-        <w:t xml:space="preserve"> is calculated on a price of </w:t>
-      </w:r>
-      <w:r>
-        <w:rPr>
-          <w:b/>
-          <w:sz w:val="20"/>
-        </w:rPr>
-        <w:t>{{price_terms}}</w:t>
-      </w:r>
-      <w:r>
-        <w:rPr>
-          <w:sz w:val="20"/>
-        </w:rPr>
-        <w:t xml:space="preserve"> and is subject to adjustment once the price is fixed. A final invoice will follow on fixation.</w:t>
-      </w:r>
-    </w:p>
-    <w:p>
-      <w:r>
-        <w:t>[[clause:pricing_final]]</w:t>
-      </w:r>
-      <w:r>
-        <w:rPr>
-          <w:b/>
-          <w:sz w:val="22"/>
-        </w:rPr>
-        <w:t>Final value</w:t>
-      </w:r>
-    </w:p>
-    <w:p>
-      <w:r>
-        <w:rPr>
-          <w:sz w:val="20"/>
-        </w:rPr>
-        <w:t xml:space="preserve">This is a FINAL invoice. The value of </w:t>
-      </w:r>
-      <w:r>
-        <w:rPr>
-          <w:b/>
-          <w:sz w:val="20"/>
-        </w:rPr>
-        <w:t>{{total_value}}</w:t>
-      </w:r>
-      <w:r>
-        <w:rPr>
-          <w:sz w:val="20"/>
-        </w:rPr>
-        <w:t xml:space="preserve"> is calculated on a fixed price of </w:t>
-      </w:r>
-      <w:r>
-        <w:rPr>
-          <w:b/>
-          <w:sz w:val="20"/>
-        </w:rPr>
-        <w:t>{{price_terms}}</w:t>
-      </w:r>
-      <w:r>
-        <w:rPr>
-          <w:sz w:val="20"/>
-        </w:rPr>
-        <w:t xml:space="preserve"> and is not subject to further adjustment.</w:t>
-      </w:r>
-    </w:p>
-    <w:p>
-      <w:r>
-        <w:t>[[clause:lme_reference]]</w:t>
-      </w:r>
-      <w:r>
-        <w:rPr>
-          <w:b/>
-          <w:sz w:val="22"/>
-        </w:rPr>
-        <w:t>Pricing basis</w:t>
-      </w:r>
-    </w:p>
-    <w:p>
-      <w:r>
-        <w:rPr>
-          <w:sz w:val="20"/>
-        </w:rPr>
-        <w:t xml:space="preserve">Price basis: </w:t>
-      </w:r>
-      <w:r>
-        <w:rPr>
-          <w:b/>
-          <w:sz w:val="20"/>
-        </w:rPr>
-        <w:t>{{price_terms}}</w:t>
-      </w:r>
-      <w:r>
-        <w:rPr>
-          <w:sz w:val="20"/>
-        </w:rPr>
-        <w:t>, referenced to the London Metal Exchange cash settlement for the relevant grade over the agreed pricing period.</w:t>
-      </w:r>
-    </w:p>
-    <w:p>
-      <w:r>
-        <w:t>[[clause:payment_cad]]</w:t>
-      </w:r>
-      <w:r>
-        <w:rPr>
-          <w:b/>
-          <w:sz w:val="22"/>
-        </w:rPr>
-        <w:t>Payment</w:t>
-      </w:r>
-    </w:p>
-    <w:p>
-      <w:r>
-        <w:rPr>
-          <w:sz w:val="20"/>
-        </w:rPr>
-        <w:t>Payable on Cash Against Documents (</w:t>
-      </w:r>
-      <w:r>
-        <w:rPr>
-          <w:b/>
-          <w:sz w:val="20"/>
-        </w:rPr>
-        <w:t>{{payment_condition}}</w:t>
-      </w:r>
-      <w:r>
-        <w:rPr>
-          <w:sz w:val="20"/>
-        </w:rPr>
-        <w:t xml:space="preserve">) in </w:t>
-      </w:r>
-      <w:r>
-        <w:rPr>
-          <w:b/>
-          <w:sz w:val="20"/>
-        </w:rPr>
-        <w:t>{{currency}}</w:t>
-      </w:r>
-      <w:r>
-        <w:rPr>
-          <w:sz w:val="20"/>
-        </w:rPr>
-        <w:t>, against presentation of the full documentary set.</w:t>
-      </w:r>
-    </w:p>
-    <w:p>
-      <w:r>
-        <w:t>[[clause:payment_tt]]</w:t>
-      </w:r>
-      <w:r>
-        <w:rPr>
-          <w:b/>
-          <w:sz w:val="22"/>
-        </w:rPr>
-        <w:t>Payment</w:t>
-      </w:r>
-    </w:p>
-    <w:p>
-      <w:r>
-        <w:rPr>
-          <w:sz w:val="20"/>
-        </w:rPr>
-        <w:t>Payable by telegraphic transfer (</w:t>
-      </w:r>
-      <w:r>
-        <w:rPr>
-          <w:b/>
-          <w:sz w:val="20"/>
-        </w:rPr>
-        <w:t>{{payment_condition}}</w:t>
-      </w:r>
-      <w:r>
-        <w:rPr>
-          <w:sz w:val="20"/>
-        </w:rPr>
-        <w:t xml:space="preserve">) in </w:t>
-      </w:r>
-      <w:r>
-        <w:rPr>
-          <w:b/>
-          <w:sz w:val="20"/>
-        </w:rPr>
-        <w:t>{{currency}}</w:t>
-      </w:r>
-      <w:r>
-        <w:rPr>
-          <w:sz w:val="20"/>
-        </w:rPr>
-        <w:t xml:space="preserve"> to the Seller's nominated account, in cleared funds.</w:t>
-      </w:r>
-    </w:p>
-    <w:p>
-      <w:r>
-        <w:t>[[clause:bank_details]]</w:t>
-      </w:r>
-      <w:r>
-        <w:rPr>
-          <w:b/>
-          <w:sz w:val="22"/>
-        </w:rPr>
-        <w:t>Remittance</w:t>
-      </w:r>
-    </w:p>
-    <w:p>
-      <w:r>
-        <w:rPr>
-          <w:sz w:val="20"/>
-        </w:rPr>
-        <w:t xml:space="preserve">Bank details for remittance are those held on file for </w:t>
-      </w:r>
-      <w:r>
-        <w:rPr>
-          <w:b/>
-          <w:sz w:val="20"/>
-        </w:rPr>
-        <w:t>{{seller}}</w:t>
-      </w:r>
-      <w:r>
-        <w:rPr>
-          <w:sz w:val="20"/>
-        </w:rPr>
-        <w:t xml:space="preserve"> and confirmed to Buyer in writing. Buyer must not act on bank details received by any other route.</w:t>
-      </w:r>
-    </w:p>
-    <w:p>
-      <w:r>
-        <w:t>[[clause:destination_declaration]]</w:t>
-      </w:r>
-      <w:r>
-        <w:rPr>
-          <w:b/>
-          <w:sz w:val="22"/>
-        </w:rPr>
-        <w:t>Destination requirements</w:t>
-      </w:r>
-    </w:p>
-    <w:p>
-      <w:r>
-        <w:rPr>
-          <w:b/>
-          <w:sz w:val="20"/>
-        </w:rPr>
-        <w:t>{{territory_reference}}</w:t>
-      </w:r>
-    </w:p>
-    <w:p>
-      <w:r>
-        <w:t>[[clause:declaration]]</w:t>
-      </w:r>
-      <w:r>
-        <w:rPr>
-          <w:b/>
-          <w:sz w:val="22"/>
-        </w:rPr>
-        <w:t>Declaration</w:t>
-      </w:r>
-    </w:p>
-    <w:p>
-      <w:r>
-        <w:rPr>
-          <w:sz w:val="20"/>
-        </w:rPr>
-        <w:t>We certify the above particulars to be true and correct, and that the goods are of the origin and description stated.</w:t>
-      </w:r>
-    </w:p>
-    <w:p/>
-    <w:p>
-      <w:r>
-        <w:rPr>
+          <w:rFonts w:ascii="Adani Regular" w:hAnsi="Adani Regular" w:eastAsia="Adani Regular" w:cs="Adani Regular"/>
+          <w:b w:val="0"/>
           <w:i/>
           <w:sz w:val="16"/>
         </w:rPr>
@@ -1007,6 +1576,7 @@
       </w:r>
       <w:r>
         <w:rPr>
+          <w:rFonts w:ascii="Adani Regular" w:hAnsi="Adani Regular" w:eastAsia="Adani Regular" w:cs="Adani Regular"/>
           <w:b/>
           <w:i/>
           <w:sz w:val="16"/>
@@ -1015,6 +1585,8 @@
       </w:r>
       <w:r>
         <w:rPr>
+          <w:rFonts w:ascii="Adani Regular" w:hAnsi="Adani Regular" w:eastAsia="Adani Regular" w:cs="Adani Regular"/>
+          <w:b w:val="0"/>
           <w:i/>
           <w:sz w:val="16"/>
         </w:rPr>
@@ -1022,6 +1594,7 @@
       </w:r>
       <w:r>
         <w:rPr>
+          <w:rFonts w:ascii="Adani Regular" w:hAnsi="Adani Regular" w:eastAsia="Adani Regular" w:cs="Adani Regular"/>
           <w:b/>
           <w:i/>
           <w:sz w:val="16"/>
@@ -1030,6 +1603,8 @@
       </w:r>
       <w:r>
         <w:rPr>
+          <w:rFonts w:ascii="Adani Regular" w:hAnsi="Adani Regular" w:eastAsia="Adani Regular" w:cs="Adani Regular"/>
+          <w:b w:val="0"/>
           <w:i/>
           <w:sz w:val="16"/>
         </w:rPr>
@@ -1037,13 +1612,224 @@
       </w:r>
     </w:p>
     <w:sectPr>
+      <w:headerReference w:type="default" r:id="rId9"/>
+      <w:footerReference w:type="default" r:id="rId10"/>
       <w:pgSz w:w="12240" w:h="15840"/>
-      <w:pgMar w:top="1440" w:right="1800" w:bottom="1440" w:left="1800" w:header="720" w:footer="720" w:gutter="0"/>
+      <w:pgMar w:top="1440" w:right="1440" w:bottom="2088" w:left="1620" w:header="0" w:footer="144" w:gutter="0"/>
       <w:cols w:space="720"/>
       <w:docGrid w:linePitch="360"/>
     </w:sectPr>
   </w:body>
 </w:document>
+</file>
+
+<file path=word/footer1.xml><?xml version="1.0" encoding="utf-8"?>
+<w:ftr xmlns:m="http://schemas.openxmlformats.org/officeDocument/2006/math" xmlns:mc="http://schemas.openxmlformats.org/markup-compatibility/2006" xmlns:mo="http://schemas.microsoft.com/office/mac/office/2008/main" xmlns:mv="urn:schemas-microsoft-com:mac:vml" xmlns:o="urn:schemas-microsoft-com:office:office" xmlns:r="http://schemas.openxmlformats.org/officeDocument/2006/relationships" xmlns:v="urn:schemas-microsoft-com:vml" xmlns:w10="urn:schemas-microsoft-com:office:word" xmlns:w14="http://schemas.microsoft.com/office/word/2010/wordml" xmlns:w="http://schemas.openxmlformats.org/wordprocessingml/2006/main" xmlns:wne="http://schemas.microsoft.com/office/word/2006/wordml" xmlns:wp14="http://schemas.microsoft.com/office/word/2010/wordprocessingDrawing" xmlns:wp="http://schemas.openxmlformats.org/drawingml/2006/wordprocessingDrawing" xmlns:wpc="http://schemas.microsoft.com/office/word/2010/wordprocessingCanvas" xmlns:wpg="http://schemas.microsoft.com/office/word/2010/wordprocessingGroup" xmlns:wpi="http://schemas.microsoft.com/office/word/2010/wordprocessingInk" xmlns:wps="http://schemas.microsoft.com/office/word/2010/wordprocessingShape" mc:Ignorable="w14 wp14">
+  <w:p>
+    <w:pPr>
+      <w:pStyle w:val="Footer"/>
+      <w:spacing w:after="0"/>
+      <w:ind w:hanging="630"/>
+    </w:pPr>
+    <w:r>
+      <w:rPr>
+        <w:rFonts w:ascii="Adani Regular" w:hAnsi="Adani Regular" w:eastAsia="Adani Regular" w:cs="Adani Regular"/>
+        <w:b/>
+        <w:color w:val="333399"/>
+        <w:sz w:val="16"/>
+      </w:rPr>
+      <w:t>اداني دجلوبال م م ح</w:t>
+    </w:r>
+  </w:p>
+  <w:p>
+    <w:pPr>
+      <w:tabs>
+        <w:tab w:pos="1680" w:val="left"/>
+      </w:tabs>
+      <w:spacing w:after="0"/>
+      <w:ind w:hanging="630"/>
+    </w:pPr>
+    <w:r>
+      <w:rPr>
+        <w:rFonts w:ascii="Adani Regular" w:hAnsi="Adani Regular" w:eastAsia="Adani Regular" w:cs="Adani Regular"/>
+        <w:b/>
+        <w:color w:val="4A442A"/>
+        <w:sz w:val="16"/>
+      </w:rPr>
+      <w:t>Adani Global FZE</w:t>
+    </w:r>
+    <w:r>
+      <w:rPr>
+        <w:rFonts w:ascii="Adani Regular" w:hAnsi="Adani Regular" w:eastAsia="Adani Regular" w:cs="Adani Regular"/>
+        <w:b/>
+        <w:color w:val="4A442A"/>
+        <w:sz w:val="16"/>
+      </w:rPr>
+      <w:tab/>
+      <w:t>Tel: +971 4 3611900</w:t>
+    </w:r>
+  </w:p>
+  <w:p>
+    <w:pPr>
+      <w:tabs>
+        <w:tab w:pos="1680" w:val="left"/>
+      </w:tabs>
+      <w:spacing w:after="0"/>
+      <w:ind w:hanging="630"/>
+    </w:pPr>
+    <w:r>
+      <w:rPr>
+        <w:rFonts w:ascii="Adani Regular" w:hAnsi="Adani Regular" w:eastAsia="Adani Regular" w:cs="Adani Regular"/>
+        <w:b/>
+        <w:color w:val="4A442A"/>
+        <w:sz w:val="16"/>
+      </w:rPr>
+      <w:t>Post Box 17186,</w:t>
+    </w:r>
+    <w:r>
+      <w:rPr>
+        <w:rFonts w:ascii="Adani Regular" w:hAnsi="Adani Regular" w:eastAsia="Adani Regular" w:cs="Adani Regular"/>
+        <w:b/>
+        <w:color w:val="4A442A"/>
+        <w:sz w:val="16"/>
+      </w:rPr>
+      <w:tab/>
+      <w:t>Fax: +971 4 3689600</w:t>
+    </w:r>
+  </w:p>
+  <w:p>
+    <w:pPr>
+      <w:tabs>
+        <w:tab w:pos="1680" w:val="left"/>
+      </w:tabs>
+      <w:spacing w:after="0"/>
+      <w:ind w:hanging="630"/>
+    </w:pPr>
+    <w:r>
+      <w:rPr>
+        <w:rFonts w:ascii="Adani Regular" w:hAnsi="Adani Regular" w:eastAsia="Adani Regular" w:cs="Adani Regular"/>
+        <w:b/>
+        <w:color w:val="4A442A"/>
+        <w:sz w:val="16"/>
+      </w:rPr>
+      <w:t>Jebel Ali Free Zone,</w:t>
+    </w:r>
+    <w:r>
+      <w:rPr>
+        <w:rFonts w:ascii="Adani Regular" w:hAnsi="Adani Regular" w:eastAsia="Adani Regular" w:cs="Adani Regular"/>
+        <w:b/>
+        <w:color w:val="4A442A"/>
+        <w:sz w:val="16"/>
+      </w:rPr>
+      <w:tab/>
+      <w:t>info.dubai@adani.in</w:t>
+    </w:r>
+  </w:p>
+  <w:p>
+    <w:pPr>
+      <w:tabs>
+        <w:tab w:pos="1680" w:val="left"/>
+      </w:tabs>
+      <w:spacing w:after="0"/>
+      <w:ind w:hanging="630"/>
+    </w:pPr>
+    <w:r>
+      <w:rPr>
+        <w:rFonts w:ascii="Adani Regular" w:hAnsi="Adani Regular" w:eastAsia="Adani Regular" w:cs="Adani Regular"/>
+        <w:b/>
+        <w:color w:val="4A442A"/>
+        <w:sz w:val="16"/>
+      </w:rPr>
+      <w:t>Dubai, UAE</w:t>
+    </w:r>
+    <w:r>
+      <w:rPr>
+        <w:rFonts w:ascii="Adani Regular" w:hAnsi="Adani Regular" w:eastAsia="Adani Regular" w:cs="Adani Regular"/>
+        <w:b/>
+        <w:color w:val="4A442A"/>
+        <w:sz w:val="16"/>
+      </w:rPr>
+      <w:tab/>
+      <w:t>www.adani.com</w:t>
+    </w:r>
+  </w:p>
+  <w:p>
+    <w:pPr>
+      <w:spacing w:after="0"/>
+      <w:jc w:val="center"/>
+    </w:pPr>
+    <w:r>
+      <w:rPr>
+        <w:rFonts w:ascii="Adani Regular" w:hAnsi="Adani Regular" w:eastAsia="Adani Regular" w:cs="Adani Regular"/>
+        <w:b/>
+        <w:color w:val="808080"/>
+        <w:sz w:val="16"/>
+      </w:rPr>
+      <w:t>ذات مسئولية محدودة تأسست بموجب القانون رقم 9 لسنة 1992</w:t>
+    </w:r>
+  </w:p>
+  <w:p>
+    <w:pPr>
+      <w:spacing w:after="0"/>
+      <w:jc w:val="center"/>
+    </w:pPr>
+    <w:r>
+      <w:rPr>
+        <w:rFonts w:ascii="Adani Regular" w:hAnsi="Adani Regular" w:eastAsia="Adani Regular" w:cs="Adani Regular"/>
+        <w:b/>
+        <w:color w:val="808080"/>
+        <w:sz w:val="16"/>
+      </w:rPr>
+      <w:t>Formed pursuant to Law No.9 of 1992 With Limited Liability</w:t>
+    </w:r>
+  </w:p>
+</w:ftr>
+</file>
+
+<file path=word/header1.xml><?xml version="1.0" encoding="utf-8"?>
+<w:hdr xmlns:m="http://schemas.openxmlformats.org/officeDocument/2006/math" xmlns:mc="http://schemas.openxmlformats.org/markup-compatibility/2006" xmlns:mo="http://schemas.microsoft.com/office/mac/office/2008/main" xmlns:mv="urn:schemas-microsoft-com:mac:vml" xmlns:o="urn:schemas-microsoft-com:office:office" xmlns:r="http://schemas.openxmlformats.org/officeDocument/2006/relationships" xmlns:v="urn:schemas-microsoft-com:vml" xmlns:w10="urn:schemas-microsoft-com:office:word" xmlns:w14="http://schemas.microsoft.com/office/word/2010/wordml" xmlns:w="http://schemas.openxmlformats.org/wordprocessingml/2006/main" xmlns:wne="http://schemas.microsoft.com/office/word/2006/wordml" xmlns:wp14="http://schemas.microsoft.com/office/word/2010/wordprocessingDrawing" xmlns:wp="http://schemas.openxmlformats.org/drawingml/2006/wordprocessingDrawing" xmlns:wpc="http://schemas.microsoft.com/office/word/2010/wordprocessingCanvas" xmlns:wpg="http://schemas.microsoft.com/office/word/2010/wordprocessingGroup" xmlns:wpi="http://schemas.microsoft.com/office/word/2010/wordprocessingInk" xmlns:wps="http://schemas.microsoft.com/office/word/2010/wordprocessingShape" mc:Ignorable="w14 wp14">
+  <w:p>
+    <w:pPr>
+      <w:pStyle w:val="Header"/>
+      <w:spacing w:after="0"/>
+      <w:ind w:hanging="720"/>
+    </w:pPr>
+    <w:r>
+      <w:drawing>
+        <wp:inline xmlns:a="http://schemas.openxmlformats.org/drawingml/2006/main" xmlns:pic="http://schemas.openxmlformats.org/drawingml/2006/picture">
+          <wp:extent cx="1628775" cy="933449"/>
+          <wp:docPr id="1" name="Picture 1"/>
+          <wp:cNvGraphicFramePr>
+            <a:graphicFrameLocks noChangeAspect="1"/>
+          </wp:cNvGraphicFramePr>
+          <a:graphic>
+            <a:graphicData uri="http://schemas.openxmlformats.org/drawingml/2006/picture">
+              <pic:pic>
+                <pic:nvPicPr>
+                  <pic:cNvPr id="0" name="letterhead_logo.jpeg"/>
+                  <pic:cNvPicPr/>
+                </pic:nvPicPr>
+                <pic:blipFill>
+                  <a:blip r:embed="rId1"/>
+                  <a:stretch>
+                    <a:fillRect/>
+                  </a:stretch>
+                </pic:blipFill>
+                <pic:spPr>
+                  <a:xfrm>
+                    <a:off x="0" y="0"/>
+                    <a:ext cx="1628775" cy="933449"/>
+                  </a:xfrm>
+                  <a:prstGeom prst="rect"/>
+                </pic:spPr>
+              </pic:pic>
+            </a:graphicData>
+          </a:graphic>
+        </wp:inline>
+      </w:drawing>
+    </w:r>
+  </w:p>
+</w:hdr>
 </file>
 
 <file path=word/numbering.xml><?xml version="1.0" encoding="utf-8"?>
@@ -1409,6 +2195,10 @@
     <w:name w:val="Normal"/>
     <w:qFormat/>
     <w:rsid w:val="00FC693F"/>
+    <w:rPr>
+      <w:rFonts w:ascii="Adani Regular" w:hAnsi="Adani Regular" w:eastAsia="Adani Regular" w:cs="Adani Regular"/>
+      <w:sz w:val="18"/>
+    </w:rPr>
   </w:style>
   <w:style w:type="paragraph" w:styleId="Header">
     <w:name w:val="header"/>
